--- a/2 Storehouse Deliveries.docx
+++ b/2 Storehouse Deliveries.docx
@@ -75,7 +75,7 @@
         <w:t xml:space="preserve">The </w:t>
       </w:r>
       <w:r>
-        <w:t>current driver is Dietrich Emkey (435.640.9465). His route starts in Hermiston, OR, and runs through Spokane and Mount Vernon before it reaches MKS near the end of his driving day. He is limited to around ten hours per day drive time, so after unloading, he commonly parks his rig on the west side of our lot and sleeps overnight there. He leaves the next morning around 4:00 and heads to Kent, Bremerton, Portland, White City, and then back to Hermiston.</w:t>
+        <w:t>current driver is Dietrich Emkey (435.640.9465). His route starts in Hermiston, OR, and runs through Spokane and Mount Vernon before it reaches MKS near the end of his driving day. He is limited to around ten hours per day drive time, so after unloading, he commonly parks his rig on the west side of our lot and sleeps overnight there. He leaves the next morning around 4:00 and heads to Kent, Portland, White City, and then back to Hermiston.</w:t>
       </w:r>
     </w:p>
     <w:p>
@@ -137,6 +137,9 @@
         <w:t>’s on the road</w:t>
       </w:r>
       <w:r>
+        <w:t xml:space="preserve"> that day</w:t>
+      </w:r>
+      <w:r>
         <w:t xml:space="preserve">. The second comes to us </w:t>
       </w:r>
       <w:r>
@@ -155,7 +158,19 @@
         <w:t xml:space="preserve">the MKS loading dock averages </w:t>
       </w:r>
       <w:r>
-        <w:t>around 4:30 p.m.</w:t>
+        <w:t xml:space="preserve">around </w:t>
+      </w:r>
+      <w:r>
+        <w:t>5</w:t>
+      </w:r>
+      <w:r>
+        <w:t>:</w:t>
+      </w:r>
+      <w:r>
+        <w:t>0</w:t>
+      </w:r>
+      <w:r>
+        <w:t>0 p.m.</w:t>
       </w:r>
     </w:p>
     <w:p>
@@ -189,15 +204,13 @@
         <w:t>. T</w:t>
       </w:r>
       <w:r>
-        <w:t xml:space="preserve">hen slide the lumber west </w:t>
-      </w:r>
-      <w:proofErr w:type="gramStart"/>
-      <w:r>
-        <w:t>on</w:t>
-      </w:r>
-      <w:proofErr w:type="gramEnd"/>
-      <w:r>
-        <w:t xml:space="preserve"> the dock to clear the loading area. We also unhook the yellow belt-level safety chain </w:t>
+        <w:t xml:space="preserve">hen slide the </w:t>
+      </w:r>
+      <w:r>
+        <w:t>board</w:t>
+      </w:r>
+      <w:r>
+        <w:t xml:space="preserve"> west on the dock to clear the loading area. We also unhook the yellow belt-level safety chain </w:t>
       </w:r>
       <w:r>
         <w:t xml:space="preserve">that is across our lane of the loading dock </w:t>
@@ -223,15 +236,7 @@
         <w:t>to get to its pallets</w:t>
       </w:r>
       <w:r>
-        <w:t xml:space="preserve">. We lift the bridge from its storage pallet before the truck shows up, and park it somewhere near where the truck will butt up to the loading dock. When the trailer’s doors are open, the truck is turned off, and butted up to the loading dock, we span the gap between the loading dock and the trailer with the bridge. There is one steel </w:t>
-      </w:r>
-      <w:proofErr w:type="gramStart"/>
-      <w:r>
-        <w:t>rod</w:t>
-      </w:r>
-      <w:proofErr w:type="gramEnd"/>
-      <w:r>
-        <w:t xml:space="preserve"> chained to each side of the bridge that is to be set into one of the holes on the bridge’s side that limits the distance the </w:t>
+        <w:t xml:space="preserve">. We lift the bridge from its storage pallet before the truck shows up, and park it somewhere near where the truck will butt up to the loading dock. When the trailer’s doors are open, the truck is turned off, and butted up to the loading dock, we span the gap between the loading dock and the trailer with the bridge. There is one steel rod chained to each side of the bridge that is to be set into one of the holes on the bridge’s side that limits the distance the </w:t>
       </w:r>
       <w:r>
         <w:lastRenderedPageBreak/>
@@ -289,15 +294,7 @@
         <w:t xml:space="preserve">will present </w:t>
       </w:r>
       <w:r>
-        <w:t xml:space="preserve">a bill of </w:t>
-      </w:r>
-      <w:proofErr w:type="gramStart"/>
-      <w:r>
-        <w:t>lading</w:t>
-      </w:r>
-      <w:proofErr w:type="gramEnd"/>
-      <w:r>
-        <w:t xml:space="preserve"> </w:t>
+        <w:t xml:space="preserve">a bill of lading </w:t>
       </w:r>
       <w:r>
         <w:t xml:space="preserve">that requires </w:t>
@@ -315,7 +312,16 @@
         <w:t xml:space="preserve">it </w:t>
       </w:r>
       <w:r>
-        <w:t xml:space="preserve">back to Dietrich, and then take our copy back to the office. Later, we will sign and scan the bill of lading to the BOL folder and email it to Michael Cline. </w:t>
+        <w:t xml:space="preserve">back to </w:t>
+      </w:r>
+      <w:r>
+        <w:t>him</w:t>
+      </w:r>
+      <w:r>
+        <w:t xml:space="preserve">. Then </w:t>
+      </w:r>
+      <w:r>
+        <w:t xml:space="preserve">take our copy back to the office. Later, we will sign and scan the bill of lading to the BOL folder and email it to Michael Cline. </w:t>
       </w:r>
     </w:p>
     <w:p>
@@ -384,7 +390,7 @@
         <w:t xml:space="preserve">boxes of </w:t>
       </w:r>
       <w:r>
-        <w:t>dairy that is moved into the coolers – and the onions stored on the outside rack -- should show the combination of month and day of the month the stock was received written in black marker. For example, “5/28”. The dairy items should be marked with the use-by date found on the side of the box.</w:t>
+        <w:t>dairy that is moved into the coolers should show the combination of month and day of the month the stock was received written in black marker. For example, “5/28”. The dairy items should be marked with the use-by date found on the side of the box.</w:t>
       </w:r>
     </w:p>
     <w:p>
@@ -393,10 +399,22 @@
         <w:t xml:space="preserve">An overriding philosophy for how to stack items in the cooler or freezer is to place the </w:t>
       </w:r>
       <w:r>
-        <w:t xml:space="preserve">packages labeled with the nearest date closest to the </w:t>
-      </w:r>
-      <w:r>
-        <w:t>glass doors. For example, the egg cases with dates closest to the current date should be on the front row where they will be opened next.</w:t>
+        <w:t xml:space="preserve">packages labeled with the </w:t>
+      </w:r>
+      <w:r>
+        <w:t>oldest</w:t>
+      </w:r>
+      <w:r>
+        <w:t xml:space="preserve"> date closest to the </w:t>
+      </w:r>
+      <w:r>
+        <w:t xml:space="preserve">glass doors. For example, the egg cases with dates </w:t>
+      </w:r>
+      <w:r>
+        <w:t>near</w:t>
+      </w:r>
+      <w:r>
+        <w:t>est the current date should be on the front row where they will be opened next.</w:t>
       </w:r>
     </w:p>
     <w:p>
@@ -547,11 +565,9 @@
       <w:r>
         <w:t xml:space="preserve">further freezer </w:t>
       </w:r>
-      <w:proofErr w:type="gramStart"/>
-      <w:r>
-        <w:t>work</w:t>
-      </w:r>
-      <w:proofErr w:type="gramEnd"/>
+      <w:r>
+        <w:t>work,</w:t>
+      </w:r>
       <w:r>
         <w:t xml:space="preserve"> they can move over to the cooler to load roller carts there.</w:t>
       </w:r>
@@ -723,7 +739,19 @@
         <w:t xml:space="preserve">Next, there is the Tabulator, who both counts and justifies the just-delivered inventory, and commits the count that the stockers provide. </w:t>
       </w:r>
       <w:r>
-        <w:t>There are printed hints for counting cases on the BOL and the magnetic signs placed for each item on the racks nearby. The tier count and item number seem to make finding and counting items easiest.</w:t>
+        <w:t>There are printed hints for counting cases on the BOL and the magnetic signs placed for each item on the racks nearby. The tier count</w:t>
+      </w:r>
+      <w:r>
+        <w:t>,</w:t>
+      </w:r>
+      <w:r>
+        <w:t xml:space="preserve"> item number</w:t>
+      </w:r>
+      <w:r>
+        <w:t>, and case count</w:t>
+      </w:r>
+      <w:r>
+        <w:t xml:space="preserve"> make finding and counting items easiest.</w:t>
       </w:r>
       <w:r>
         <w:t xml:space="preserve"> </w:t>
@@ -808,6 +836,7 @@
       </w:r>
     </w:p>
     <w:sectPr>
+      <w:footerReference w:type="default" r:id="rId6"/>
       <w:pgSz w:w="12240" w:h="15840"/>
       <w:pgMar w:top="1440" w:right="1440" w:bottom="1440" w:left="1440" w:header="720" w:footer="720" w:gutter="0"/>
       <w:cols w:space="720"/>
@@ -815,6 +844,104 @@
     </w:sectPr>
   </w:body>
 </w:document>
+</file>
+
+<file path=word/endnotes.xml><?xml version="1.0" encoding="utf-8"?>
+<w:endnotes xmlns:wpc="http://schemas.microsoft.com/office/word/2010/wordprocessingCanvas" xmlns:cx="http://schemas.microsoft.com/office/drawing/2014/chartex" xmlns:cx1="http://schemas.microsoft.com/office/drawing/2015/9/8/chartex" xmlns:cx2="http://schemas.microsoft.com/office/drawing/2015/10/21/chartex" xmlns:cx3="http://schemas.microsoft.com/office/drawing/2016/5/9/chartex" xmlns:cx4="http://schemas.microsoft.com/office/drawing/2016/5/10/chartex" xmlns:cx5="http://schemas.microsoft.com/office/drawing/2016/5/11/chartex" xmlns:cx6="http://schemas.microsoft.com/office/drawing/2016/5/12/chartex" xmlns:cx7="http://schemas.microsoft.com/office/drawing/2016/5/13/chartex" xmlns:cx8="http://schemas.microsoft.com/office/drawing/2016/5/14/chartex" xmlns:mc="http://schemas.openxmlformats.org/markup-compatibility/2006" xmlns:aink="http://schemas.microsoft.com/office/drawing/2016/ink" xmlns:am3d="http://schemas.microsoft.com/office/drawing/2017/model3d" xmlns:o="urn:schemas-microsoft-com:office:office" xmlns:oel="http://schemas.microsoft.com/office/2019/extlst" xmlns:r="http://schemas.openxmlformats.org/officeDocument/2006/relationships" xmlns:m="http://schemas.openxmlformats.org/officeDocument/2006/math" xmlns:v="urn:schemas-microsoft-com:vml" xmlns:wp14="http://schemas.microsoft.com/office/word/2010/wordprocessingDrawing" xmlns:wp="http://schemas.openxmlformats.org/drawingml/2006/wordprocessingDrawing" xmlns:w10="urn:schemas-microsoft-com:office:word" xmlns:w="http://schemas.openxmlformats.org/wordprocessingml/2006/main" xmlns:w14="http://schemas.microsoft.com/office/word/2010/wordml" xmlns:w15="http://schemas.microsoft.com/office/word/2012/wordml" xmlns:w16cex="http://schemas.microsoft.com/office/word/2018/wordml/cex" xmlns:w16cid="http://schemas.microsoft.com/office/word/2016/wordml/cid" xmlns:w16="http://schemas.microsoft.com/office/word/2018/wordml" xmlns:w16du="http://schemas.microsoft.com/office/word/2023/wordml/word16du" xmlns:w16sdtdh="http://schemas.microsoft.com/office/word/2020/wordml/sdtdatahash" xmlns:w16sdtfl="http://schemas.microsoft.com/office/word/2024/wordml/sdtformatlock" xmlns:w16se="http://schemas.microsoft.com/office/word/2015/wordml/symex" xmlns:wpg="http://schemas.microsoft.com/office/word/2010/wordprocessingGroup" xmlns:wpi="http://schemas.microsoft.com/office/word/2010/wordprocessingInk" xmlns:wne="http://schemas.microsoft.com/office/word/2006/wordml" xmlns:wps="http://schemas.microsoft.com/office/word/2010/wordprocessingShape" mc:Ignorable="w14 w15 w16se w16cid w16 w16cex w16sdtdh w16sdtfl w16du wp14">
+  <w:endnote w:type="separator" w:id="-1">
+    <w:p>
+      <w:pPr>
+        <w:spacing w:after="0" w:line="240" w:lineRule="auto"/>
+      </w:pPr>
+      <w:r>
+        <w:separator/>
+      </w:r>
+    </w:p>
+  </w:endnote>
+  <w:endnote w:type="continuationSeparator" w:id="0">
+    <w:p>
+      <w:pPr>
+        <w:spacing w:after="0" w:line="240" w:lineRule="auto"/>
+      </w:pPr>
+      <w:r>
+        <w:continuationSeparator/>
+      </w:r>
+    </w:p>
+  </w:endnote>
+</w:endnotes>
+</file>
+
+<file path=word/footer1.xml><?xml version="1.0" encoding="utf-8"?>
+<w:ftr xmlns:wpc="http://schemas.microsoft.com/office/word/2010/wordprocessingCanvas" xmlns:cx="http://schemas.microsoft.com/office/drawing/2014/chartex" xmlns:cx1="http://schemas.microsoft.com/office/drawing/2015/9/8/chartex" xmlns:cx2="http://schemas.microsoft.com/office/drawing/2015/10/21/chartex" xmlns:cx3="http://schemas.microsoft.com/office/drawing/2016/5/9/chartex" xmlns:cx4="http://schemas.microsoft.com/office/drawing/2016/5/10/chartex" xmlns:cx5="http://schemas.microsoft.com/office/drawing/2016/5/11/chartex" xmlns:cx6="http://schemas.microsoft.com/office/drawing/2016/5/12/chartex" xmlns:cx7="http://schemas.microsoft.com/office/drawing/2016/5/13/chartex" xmlns:cx8="http://schemas.microsoft.com/office/drawing/2016/5/14/chartex" xmlns:mc="http://schemas.openxmlformats.org/markup-compatibility/2006" xmlns:aink="http://schemas.microsoft.com/office/drawing/2016/ink" xmlns:am3d="http://schemas.microsoft.com/office/drawing/2017/model3d" xmlns:o="urn:schemas-microsoft-com:office:office" xmlns:oel="http://schemas.microsoft.com/office/2019/extlst" xmlns:r="http://schemas.openxmlformats.org/officeDocument/2006/relationships" xmlns:m="http://schemas.openxmlformats.org/officeDocument/2006/math" xmlns:v="urn:schemas-microsoft-com:vml" xmlns:wp14="http://schemas.microsoft.com/office/word/2010/wordprocessingDrawing" xmlns:wp="http://schemas.openxmlformats.org/drawingml/2006/wordprocessingDrawing" xmlns:w10="urn:schemas-microsoft-com:office:word" xmlns:w="http://schemas.openxmlformats.org/wordprocessingml/2006/main" xmlns:w14="http://schemas.microsoft.com/office/word/2010/wordml" xmlns:w15="http://schemas.microsoft.com/office/word/2012/wordml" xmlns:w16cex="http://schemas.microsoft.com/office/word/2018/wordml/cex" xmlns:w16cid="http://schemas.microsoft.com/office/word/2016/wordml/cid" xmlns:w16="http://schemas.microsoft.com/office/word/2018/wordml" xmlns:w16du="http://schemas.microsoft.com/office/word/2023/wordml/word16du" xmlns:w16sdtdh="http://schemas.microsoft.com/office/word/2020/wordml/sdtdatahash" xmlns:w16sdtfl="http://schemas.microsoft.com/office/word/2024/wordml/sdtformatlock" xmlns:w16se="http://schemas.microsoft.com/office/word/2015/wordml/symex" xmlns:wpg="http://schemas.microsoft.com/office/word/2010/wordprocessingGroup" xmlns:wpi="http://schemas.microsoft.com/office/word/2010/wordprocessingInk" xmlns:wne="http://schemas.microsoft.com/office/word/2006/wordml" xmlns:wps="http://schemas.microsoft.com/office/word/2010/wordprocessingShape" mc:Ignorable="w14 w15 w16se w16cid w16 w16cex w16sdtdh w16sdtfl w16du wp14">
+  <w:p>
+    <w:pPr>
+      <w:pStyle w:val="Footer"/>
+      <w:rPr>
+        <w:i/>
+        <w:iCs/>
+      </w:rPr>
+    </w:pPr>
+    <w:r>
+      <w:rPr>
+        <w:i/>
+        <w:iCs/>
+      </w:rPr>
+      <w:t>Storehouse Deliveries.docx</w:t>
+    </w:r>
+    <w:r>
+      <w:rPr>
+        <w:i/>
+        <w:iCs/>
+      </w:rPr>
+      <w:tab/>
+    </w:r>
+    <w:r>
+      <w:rPr>
+        <w:i/>
+        <w:iCs/>
+      </w:rPr>
+      <w:tab/>
+      <w:t>7-22-</w:t>
+    </w:r>
+    <w:r>
+      <w:rPr>
+        <w:i/>
+        <w:iCs/>
+      </w:rPr>
+      <w:t>2026</w:t>
+    </w:r>
+  </w:p>
+  <w:p>
+    <w:pPr>
+      <w:pStyle w:val="Footer"/>
+    </w:pPr>
+  </w:p>
+</w:ftr>
+</file>
+
+<file path=word/footnotes.xml><?xml version="1.0" encoding="utf-8"?>
+<w:footnotes xmlns:wpc="http://schemas.microsoft.com/office/word/2010/wordprocessingCanvas" xmlns:cx="http://schemas.microsoft.com/office/drawing/2014/chartex" xmlns:cx1="http://schemas.microsoft.com/office/drawing/2015/9/8/chartex" xmlns:cx2="http://schemas.microsoft.com/office/drawing/2015/10/21/chartex" xmlns:cx3="http://schemas.microsoft.com/office/drawing/2016/5/9/chartex" xmlns:cx4="http://schemas.microsoft.com/office/drawing/2016/5/10/chartex" xmlns:cx5="http://schemas.microsoft.com/office/drawing/2016/5/11/chartex" xmlns:cx6="http://schemas.microsoft.com/office/drawing/2016/5/12/chartex" xmlns:cx7="http://schemas.microsoft.com/office/drawing/2016/5/13/chartex" xmlns:cx8="http://schemas.microsoft.com/office/drawing/2016/5/14/chartex" xmlns:mc="http://schemas.openxmlformats.org/markup-compatibility/2006" xmlns:aink="http://schemas.microsoft.com/office/drawing/2016/ink" xmlns:am3d="http://schemas.microsoft.com/office/drawing/2017/model3d" xmlns:o="urn:schemas-microsoft-com:office:office" xmlns:oel="http://schemas.microsoft.com/office/2019/extlst" xmlns:r="http://schemas.openxmlformats.org/officeDocument/2006/relationships" xmlns:m="http://schemas.openxmlformats.org/officeDocument/2006/math" xmlns:v="urn:schemas-microsoft-com:vml" xmlns:wp14="http://schemas.microsoft.com/office/word/2010/wordprocessingDrawing" xmlns:wp="http://schemas.openxmlformats.org/drawingml/2006/wordprocessingDrawing" xmlns:w10="urn:schemas-microsoft-com:office:word" xmlns:w="http://schemas.openxmlformats.org/wordprocessingml/2006/main" xmlns:w14="http://schemas.microsoft.com/office/word/2010/wordml" xmlns:w15="http://schemas.microsoft.com/office/word/2012/wordml" xmlns:w16cex="http://schemas.microsoft.com/office/word/2018/wordml/cex" xmlns:w16cid="http://schemas.microsoft.com/office/word/2016/wordml/cid" xmlns:w16="http://schemas.microsoft.com/office/word/2018/wordml" xmlns:w16du="http://schemas.microsoft.com/office/word/2023/wordml/word16du" xmlns:w16sdtdh="http://schemas.microsoft.com/office/word/2020/wordml/sdtdatahash" xmlns:w16sdtfl="http://schemas.microsoft.com/office/word/2024/wordml/sdtformatlock" xmlns:w16se="http://schemas.microsoft.com/office/word/2015/wordml/symex" xmlns:wpg="http://schemas.microsoft.com/office/word/2010/wordprocessingGroup" xmlns:wpi="http://schemas.microsoft.com/office/word/2010/wordprocessingInk" xmlns:wne="http://schemas.microsoft.com/office/word/2006/wordml" xmlns:wps="http://schemas.microsoft.com/office/word/2010/wordprocessingShape" mc:Ignorable="w14 w15 w16se w16cid w16 w16cex w16sdtdh w16sdtfl w16du wp14">
+  <w:footnote w:type="separator" w:id="-1">
+    <w:p>
+      <w:pPr>
+        <w:spacing w:after="0" w:line="240" w:lineRule="auto"/>
+      </w:pPr>
+      <w:r>
+        <w:separator/>
+      </w:r>
+    </w:p>
+  </w:footnote>
+  <w:footnote w:type="continuationSeparator" w:id="0">
+    <w:p>
+      <w:pPr>
+        <w:spacing w:after="0" w:line="240" w:lineRule="auto"/>
+      </w:pPr>
+      <w:r>
+        <w:continuationSeparator/>
+      </w:r>
+    </w:p>
+  </w:footnote>
+</w:footnotes>
 </file>
 
 <file path=word/styles.xml><?xml version="1.0" encoding="utf-8"?>
@@ -1734,6 +1861,50 @@
       <w:spacing w:val="5"/>
     </w:rPr>
   </w:style>
+  <w:style w:type="paragraph" w:styleId="Header">
+    <w:name w:val="header"/>
+    <w:basedOn w:val="Normal"/>
+    <w:link w:val="HeaderChar"/>
+    <w:uiPriority w:val="99"/>
+    <w:unhideWhenUsed/>
+    <w:rsid w:val="00630FC5"/>
+    <w:pPr>
+      <w:tabs>
+        <w:tab w:val="center" w:pos="4680"/>
+        <w:tab w:val="right" w:pos="9360"/>
+      </w:tabs>
+      <w:spacing w:after="0" w:line="240" w:lineRule="auto"/>
+    </w:pPr>
+  </w:style>
+  <w:style w:type="character" w:customStyle="1" w:styleId="HeaderChar">
+    <w:name w:val="Header Char"/>
+    <w:basedOn w:val="DefaultParagraphFont"/>
+    <w:link w:val="Header"/>
+    <w:uiPriority w:val="99"/>
+    <w:rsid w:val="00630FC5"/>
+  </w:style>
+  <w:style w:type="paragraph" w:styleId="Footer">
+    <w:name w:val="footer"/>
+    <w:basedOn w:val="Normal"/>
+    <w:link w:val="FooterChar"/>
+    <w:uiPriority w:val="99"/>
+    <w:unhideWhenUsed/>
+    <w:rsid w:val="00630FC5"/>
+    <w:pPr>
+      <w:tabs>
+        <w:tab w:val="center" w:pos="4680"/>
+        <w:tab w:val="right" w:pos="9360"/>
+      </w:tabs>
+      <w:spacing w:after="0" w:line="240" w:lineRule="auto"/>
+    </w:pPr>
+  </w:style>
+  <w:style w:type="character" w:customStyle="1" w:styleId="FooterChar">
+    <w:name w:val="Footer Char"/>
+    <w:basedOn w:val="DefaultParagraphFont"/>
+    <w:link w:val="Footer"/>
+    <w:uiPriority w:val="99"/>
+    <w:rsid w:val="00630FC5"/>
+  </w:style>
 </w:styles>
 </file>
 
